--- a/downloads/documents/05 Materials/Unit 05/Slides/Slides 05.04 - Care Labels and Laundry and the Fibers and Care Quiz.docx
+++ b/downloads/documents/05 Materials/Unit 05/Slides/Slides 05.04 - Care Labels and Laundry and the Fibers and Care Quiz.docx
@@ -767,7 +767,7 @@
         <w:pStyle w:val="Compact"/>
       </w:pPr>
       <w:r>
-        <w:t xml:space="preserve">Every one of these is a fiber doing what the fiber does. Nobody was careless. They just did not read four seconds of tag.</w:t>
+        <w:t xml:space="preserve">Every one of these is a fiber doing what the fiber does. Nobody was careless. They just did not spend four seconds reading the tag.</w:t>
       </w:r>
       <w:r>
         <w:t xml:space="preserve"> </w:t>
@@ -1409,7 +1409,7 @@
         <w:pStyle w:val="Compact"/>
       </w:pPr>
       <w:r>
-        <w:t xml:space="preserve">Cups get counted back in at the end, the same way needles get counted starting Monday</w:t>
+        <w:t xml:space="preserve">Cups get counted back in at the end, the same way needles get counted starting tomorrow</w:t>
       </w:r>
       <w:r>
         <w:t xml:space="preserve"> </w:t>
